--- a/example_articles/states/Arkansas/4.states_Arkansas_Other_publisher.docx
+++ b/example_articles/states/Arkansas/4.states_Arkansas_Other_publisher.docx
@@ -27,17 +27,17 @@
     </w:p>
     <w:p>
       <w:r>
-        <w:t>Source File: Other publishers/Files (500) (19).DOCX</w:t>
+        <w:t>Source file: Other publishers/Files (500) (19).DOCX</w:t>
       </w:r>
     </w:p>
     <w:p>
       <w:r>
-        <w:t>Raw locations result: ['Arkansas']</w:t>
+        <w:t>Raw locations result, 'locations': ['Arkansas']</w:t>
       </w:r>
     </w:p>
     <w:p>
       <w:r>
-        <w:t>states_stand_flat (Standardized): Arkansas</w:t>
+        <w:t>Standardized locations result, 'states_stand_flat': Arkansas</w:t>
       </w:r>
     </w:p>
     <w:p>

--- a/example_articles/states/Arkansas/4.states_Arkansas_Other_publisher.docx
+++ b/example_articles/states/Arkansas/4.states_Arkansas_Other_publisher.docx
@@ -7,7 +7,7 @@
         <w:pStyle w:val="Heading1"/>
       </w:pPr>
       <w:r>
-        <w:t>SHY MEMOIRS; BRITAIN'S BENNETT WRITES WISELY, BUT RELUCTANTLY ABOUT HIMSELF</w:t>
+        <w:t>FAMILY ASSETS; Gene Sit, who instilled his passion for investing into five of his six children, has proved that investment firms don't have to be huge to do well for their customers.</w:t>
       </w:r>
     </w:p>
     <w:p>
@@ -17,17 +17,17 @@
     </w:p>
     <w:p>
       <w:r>
-        <w:t>Date: 2006-07-09</w:t>
+        <w:t>Date: 2006-10-30</w:t>
       </w:r>
     </w:p>
     <w:p>
       <w:r>
-        <w:t>Section: ARTS AND ENTERTAINMENT; BOOK REVIEW; Pg. H-6</w:t>
+        <w:t>Section: BUSINESS INSIDER; Pg. 1D; ON BUSINESS</w:t>
       </w:r>
     </w:p>
     <w:p>
       <w:r>
-        <w:t>Source file: Other publishers/Files (500) (19).DOCX</w:t>
+        <w:t>Source file: Other publishers/Files (500) (27).DOCX</w:t>
       </w:r>
     </w:p>
     <w:p>
@@ -49,55 +49,77 @@
     </w:p>
     <w:p>
       <w:r>
-        <w:t>The cover picture of Alan Bennett's previous collection of prose writings, "Writing Home," published in 1994, shows the author in profile slouched in a chair looking slightly bemused, whereas the cover of this new book shows him full front, facing the camera, looking older, more serious.</w:t>
+        <w:t>Gene Sit, who came to America as a penniless kid in 1947, was holding court the other night at the Edina Country Club.</w:t>
         <w:br/>
-        <w:t>That is not to say that this book is less funny, but it is more revealing and more personal. And all of his writing, he admits, is "no less serious because it's funny."</w:t>
+        <w:t>A few hundred folks he has helped make wealthy over the years listened intently as Sit presided over the 25th anniversary celebration for his firm, Sit Investments Associates. The conservative Sit is aghast at a government that has run hundreds of billions in the red during an economic recovery, and a citizenry that can't seem to save a buck anymore.</w:t>
         <w:br/>
-        <w:t>The title of this new book is apt since much of it Bennett did not expect or want to see published in his lifetime.</w:t>
+        <w:t>He's also worried about the latest Wall Street trends, the greed driving short-term-oriented hedge funds and the slipshod ethics of dozens of chief executives and their boards who've been caught up in the latest compensation-related scandal at the top of the capitalist pyramid.</w:t>
         <w:br/>
-        <w:t>"I had no objection to it being read; I just didn't want to be in the room at the time," he said.</w:t>
+        <w:t>"When you are in a position of responsibility you owe to your customers, investors and the public a high degree of integrity and trust," he said. "Some didn't meet a minimum standard."</w:t>
         <w:br/>
-        <w:t>It begins with a poignant memoir of growing up in Leeds and ends with an account of his experience with cancer, something he did not see "as a career move" and, therefore, best kept quiet.</w:t>
+        <w:t>In nearly a half-century as an analyst and investor, Sit has made a few bad investment calls. Some clients walked out when his growth funds were tanking during the 2000-02 stock market decline. But he's got a reputation as a straight shooter. And he's lived the American dream without a lot of fanfare.</w:t>
         <w:br/>
-        <w:t>In remission now, he sees his early reticence as a good idea, otherwise he might "have died of embarrassment."</w:t>
+        <w:t>"He has an immense, deep feeling of gratitude to this country," said former Gov. Arne Carlson, a friend and chairman of the board of directors at the rival Ameriprise Funds. "He's an extraordinary community leader who has not been in the limelight. He's an entrepreneur who did well and shared with the community."</w:t>
         <w:br/>
-        <w:t>Between these two previously "untold stories" are diaries, essays, reviews and comic pieces. Altogether this new book is further proof Bennett is a delightful traveling companion, someone willing to share his life with you but not make it a burden.</w:t>
+        <w:t>Sit, 68, left a cushy job and six-figure payday at the former IDS Financial Services to pool $1 million - most of it his own money - to start his own company in 1981, the last year of a harsh bear market. Today, the 75-person, $7 billion-asset firm is an established boutique that has posted solid long-term returns among its several mutual funds and hundreds of private accounts. Sit has proven that a smaller operator still can thrive on the strength of a good reputation, performance and service.</w:t>
         <w:br/>
-        <w:t>Known to Americans first for the comedy review, "Beyond the Fringe," in the 1960s and most recently as playwright of "The History Boys," a Tony winner this year, he's also written lots for film, stage and TV.</w:t>
+        <w:t>In 2000, as its growth-oriented stock portfolios zoomed, Sit Investments was courted by larger money managers offering up to $300 million for the firm, which had capital of less than $100 million.</w:t>
         <w:br/>
-        <w:t>Bennett's background is working class. His father began working as a butcher at 12 and his mother yearned for gentility but could only read the "ideal home" magazines and aspire.</w:t>
+        <w:t>"It's probably worth less than that now," quipped Sit, whose family owns about two-thirds of the firm. "But I still have a passion for this, to invest money, to meet the best and brightest in every field. And this business can keep you humble."</w:t>
         <w:br/>
-        <w:t>That education was "a means of rising above one's circumstances was never questioned," and so his self-effacing father and sweet mother (and eccentric aunts) counted on his inevitable success.</w:t>
+        <w:t>In short, Sit Investments is not for sale.</w:t>
         <w:br/>
-        <w:t>Going to Cambridge to take the entry examination, he has to spend the night, and although he has new pajamas, he wonders whether such a prestigious college would have an undergraduate who had to wear his raincoat as a robe.</w:t>
+        <w:t>Sit's love of the business is shared by five of his six children who have joined Sit Investments over the years:</w:t>
         <w:br/>
-        <w:t>Later a state educated, scholarship student at Oxford, he is an outsider who never finds it easy to belong, but perhaps this position helped make him the excellent observer with an eye for the precise detail and an ear tuned to the telling phase.</w:t>
+        <w:t>Roger, 44, a onetime Air Force officer and Goldman Sachs executive who returned to Minneapolis in 1998, was named president of the firm a few months ago.</w:t>
         <w:br/>
-        <w:t>His diary experiences range from trying to get baked beans on toast in a corner of Scotland (a little like Jack Nicholson trying to get plain toast in "Five Easy Pieces"), to being willingly swept up into an anti-war march in London (while Tom Stoppard was having lunch with first lady Laura Bush), to being brutally mugged in Italy by a group of young men.</w:t>
+        <w:t>Ron, 47, is a veteran consumer-company analyst. Debra, 46, is a bond-investment portfolio manager at a shop where two-thirds of the assets are invested in fixed-income securities. Ray, 41, is an analyst for Sit's international portfolios. Rob, 37, is a technology-stock analyst.</w:t>
         <w:br/>
-        <w:t>His canny reflection on matters close to home is matched by his understanding of the muddle of world affairs.</w:t>
+        <w:t>Richard, Rob's twin, is the "black sheep" - he holds a doctorate in computer science and works for IBM.</w:t>
         <w:br/>
-        <w:t>Distressed at President Bush and Prime Minister Tony Blair's pursuit of the war, he neatly expresses in a sensitivity to the language:</w:t>
+        <w:t>There's also a healthy contingent of non-family members at the firm, including Peter Mitchelson, an understated stock strategist who left IDS with Sit in 1981, and Mike Brilley, the veteran head of the fixed-income department who runs several government-bond funds that have been Morningstar five-star performers over the years.</w:t>
         <w:br/>
-        <w:t>"A Bin Laden associate reported as being 'quizzed' by American agents in Pakistan. Were suspects 'quizzed' by the Gestapo, I wonder? Other people torture; we quiz."</w:t>
+        <w:t>Whether you plunk $1 million or so into a private account or $2,500 into a mutual fund at Sit, one thing's for sure: You are investing right along with the owners and top management.</w:t>
         <w:br/>
-        <w:t>The writing in this collection is clear and frank, his takes on the world around him right as rain -- never more than you want to know and not at all like the tell-it-all books that say too much, rather more like letters from a dear friend.</w:t>
+        <w:t>Most of the Sit family's assets are at work there, too. Gene Sit and his family, as well as other executives, in addition to about $100 million in accrued capital own about 10 percent of the $1.4 billion in mutual funds run by the company.</w:t>
         <w:br/>
-        <w:t>The essays about art and architecture make you wish you could go to a gallery with him, or anywhere else. This is the next best thing.</w:t>
+        <w:t>"We put our money where our mouth is," Roger Sit said.</w:t>
         <w:br/>
-        <w:t>Following his studies, Alan Bennett could have ended up like the inspiring teacher in "History Boys." Instead he found his way to a bigger world of writing and the theater, where more of us get to spend time with him. For that we can be grateful.</w:t>
+        <w:t>The composite private portfolios run by Sit generally outperform their peer group, according to an analysis provided by Frank Russell Co. And most of the growth-stock funds are above-average performers over the past decade, according to Morningstar. The Sit international and technology funds have lagged behind their peer groups.</w:t>
         <w:br/>
-        <w:t>"UNTOLDSTORIES"</w:t>
+        <w:t>On balance, Morningstar rates the mutual fund family performance a respectable 3.6 on a 5-point scale.</w:t>
         <w:br/>
-        <w:t>By Alan Bennett</w:t>
+        <w:t>Roger, the last Sit kid to enter the business, is an even-keeled engineer and manager who worked on a space-missile system in the 1980s. He was the consensus pick to succeed Gene as president.</w:t>
         <w:br/>
-        <w:t>Farrar, Straus &amp; Giroux ($32.50).</w:t>
+        <w:t>"My father recommended me, and I have a little more interest in managing than the others, and my skill set lends itself to being a manager," Roger Sit said. "Fortunately, we get along. We have our differences. But, ultimately, there is only one president."</w:t>
         <w:br/>
+        <w:t>Gene Sit remains chief investment officer and chairman of the investment committee.</w:t>
         <w:br/>
-        <w:t>Notes</w:t>
+        <w:t>"Our compensation is skewed toward how you do for our clients' portfolio [over the long-term]," Gene Sit said. "We all have the same criteria, whether family or not."</w:t>
         <w:br/>
+        <w:t>The Sit children usually started out as clerks or in other bottom-rung jobs, particularly in the early years when Gene was paying himself a tenth of his IDS compensation and struggling to help with their college education.</w:t>
         <w:br/>
-        <w:t>Mary Rawson is an actor and teacher in Pittsburgh.</w:t>
+        <w:t>The kids still defer in public to their father, but everybody gets a say when it comes to picking stocks and bonds.</w:t>
+        <w:br/>
+        <w:t>"I always say that I prefer a committee of one," Roger Sit quipped. "But everyone is an expert in their given area of responsibility, whether energy stocks or Asia. Everyone is valued. We're also smart enough to know that we don't know everything."</w:t>
+        <w:br/>
+        <w:t>Gene Sit was born to landowning parents in southern China. His family dodged Japanese troops during World War II. He was kidnapped as a 7-year-old boy and held for several months with his brother until they were released for ransom. Sit and his brother came to America just ahead of the Communist revolution that swept China in 1949 and outlawed private property.</w:t>
+        <w:br/>
+        <w:t>Sit's father, who was 63 when Gene was born, died penniless in the United States, leaving his son in the care of working-class Arkansas relatives.</w:t>
+        <w:br/>
+        <w:t>Gene was a good student in the Arkansas public schools and won a scholarship to DePaul University in Chicago. He worked for several pension funds before joining IDS in 1968, where he helped start a couple of flagship stock funds. Sit pioneered the firm's investments in Asia when he bought Sony stock in Japan in 1969.</w:t>
+        <w:br/>
+        <w:t>He returned to China in 1979 and has been a regular hunter of investments and art there, with some of the artwork adorning the Sit offices in the IDS Center.</w:t>
+        <w:br/>
+        <w:t>"In 1979, nobody in China had any money," he recalled. "Now they own billions of U.S. debt. And I've been outbid at art auctions by Chinese! They have a lot of money."</w:t>
+        <w:br/>
+        <w:t>Sit still jogs around his Edina neighborhood. And he still gets excited analyzing the economy and picking stocks. He's enjoyed becoming a millionaire, and a philanthropist.</w:t>
+        <w:br/>
+        <w:t>Sit and his wife, Gail, spearheaded the Minnesotans' Military Appreciation Fund. It makes grants to Minnesotans who've served in combat zones since Sept. 11, 2001, and to the families of those wounded or killed. Sit also has been a benefactor of numerous charities. He has served the boards of the Minnesota Orchestra, the Minneapolis Institute of Arts and Carleton College.</w:t>
+        <w:br/>
+        <w:t>"We embrace this community because we've been very fortunate," he said. "This community has been good to us."</w:t>
+        <w:br/>
+        <w:t>Neal St. Anthony - 612-673-7144 - nstanthony@startribune.com</w:t>
         <w:br/>
         <w:br/>
         <w:t>Graphic</w:t>
@@ -105,7 +127,7 @@
         <w:br/>
         <w:t xml:space="preserve"> </w:t>
         <w:br/>
-        <w:t>PHOTO: No Caption</w:t>
+        <w:t>PHOTO</w:t>
       </w:r>
     </w:p>
     <w:sectPr>

--- a/example_articles/states/Arkansas/4.states_Arkansas_Other_publisher.docx
+++ b/example_articles/states/Arkansas/4.states_Arkansas_Other_publisher.docx
@@ -7,7 +7,7 @@
         <w:pStyle w:val="Heading1"/>
       </w:pPr>
       <w:r>
-        <w:t>FAMILY ASSETS; Gene Sit, who instilled his passion for investing into five of his six children, has proved that investment firms don't have to be huge to do well for their customers.</w:t>
+        <w:t>CURRENT EVENTS</w:t>
       </w:r>
     </w:p>
     <w:p>
@@ -17,17 +17,17 @@
     </w:p>
     <w:p>
       <w:r>
-        <w:t>Date: 2006-10-30</w:t>
+        <w:t>Date: 2013-04-26</w:t>
       </w:r>
     </w:p>
     <w:p>
       <w:r>
-        <w:t>Section: BUSINESS INSIDER; Pg. 1D; ON BUSINESS</w:t>
+        <w:t>Section: VARIETY; Pg. 8E</w:t>
       </w:r>
     </w:p>
     <w:p>
       <w:r>
-        <w:t>Source file: Other publishers/Files (500) (27).DOCX</w:t>
+        <w:t>Source file: Other publishers/Files (500) (12).DOCX</w:t>
       </w:r>
     </w:p>
     <w:p>
@@ -49,85 +49,37 @@
     </w:p>
     <w:p>
       <w:r>
-        <w:t>Gene Sit, who came to America as a penniless kid in 1947, was holding court the other night at the Edina Country Club.</w:t>
+        <w:t>If "Beasts of the Southern Wild" and "The Paperboy" whetted America's appetite for Gothic tales of the working-class South, "Mud" may be just the offering to satisfy those cravings.</w:t>
         <w:br/>
-        <w:t>A few hundred folks he has helped make wealthy over the years listened intently as Sit presided over the 25th anniversary celebration for his firm, Sit Investments Associates. The conservative Sit is aghast at a government that has run hundreds of billions in the red during an economic recovery, and a citizenry that can't seem to save a buck anymore.</w:t>
+        <w:t>Writer/director Jeff Nichols creates richly realized characters in a tale that moves like a cottonmouth viper, advancing slowly until it strikes with sudden violence.</w:t>
         <w:br/>
-        <w:t>He's also worried about the latest Wall Street trends, the greed driving short-term-oriented hedge funds and the slipshod ethics of dozens of chief executives and their boards who've been caught up in the latest compensation-related scandal at the top of the capitalist pyramid.</w:t>
+        <w:t>Fourteen-year-old Ellis (Tye Sheridan, "The Tree of Life"), who lives on a funky Arkansas houseboat, inhabits a present-day world where few relationships have a solid foundation. He has good reason to worry that his parents (Ray McKinnon and Sarah Paulson) are headed for divorce. His best buddy, funny, foul-mouthed Neckbone (Jacob Lofland), is being raised in a trailer park by his reprobate uncle Galen (Michael Shannon), whose bedroom should have a turnstile.</w:t>
         <w:br/>
-        <w:t>"When you are in a position of responsibility you owe to your customers, investors and the public a high degree of integrity and trust," he said. "Some didn't meet a minimum standard."</w:t>
+        <w:t>Turning their backs on their town's strip malls and housing developments, the boys motorboat to an isolated island in their slow-moving section of the Mississippi. Discovering a small cabin cruiser docked overhead in a tree, they aim to make it their clubhouse until they stumble onto Mud (Matthew McConaughey), a rough, gun-toting drifter using it as a hideout.</w:t>
         <w:br/>
-        <w:t>In nearly a half-century as an analyst and investor, Sit has made a few bad investment calls. Some clients walked out when his growth funds were tanking during the 2000-02 stock market decline. But he's got a reputation as a straight shooter. And he's lived the American dream without a lot of fanfare.</w:t>
+        <w:t>Mud treats the boys like trusted younger brothers, admitting that he's on the run after killing a man who abused his childhood girlfriend, Juniper (Reese Witherspoon). Dispensing practical wisdom alongside iffy life advice he considers sage, Mud wins them over.</w:t>
         <w:br/>
-        <w:t>"He has an immense, deep feeling of gratitude to this country," said former Gov. Arne Carlson, a friend and chairman of the board of directors at the rival Ameriprise Funds. "He's an extraordinary community leader who has not been in the limelight. He's an entrepreneur who did well and shared with the community."</w:t>
+        <w:t>Ellis is particularly struck by Mud's devotion to Juniper. He's looking for a version of love that works, and the adults around him are bad examples. Ellis blossoms under Mud's attention. He slugs a bullying older boy, winning the David-and-Goliath confrontation and gaining the attention of the high school's teen queen.</w:t>
         <w:br/>
-        <w:t>Sit, 68, left a cushy job and six-figure payday at the former IDS Financial Services to pool $1 million - most of it his own money - to start his own company in 1981, the last year of a harsh bear market. Today, the 75-person, $7 billion-asset firm is an established boutique that has posted solid long-term returns among its several mutual funds and hundreds of private accounts. Sit has proven that a smaller operator still can thrive on the strength of a good reputation, performance and service.</w:t>
+        <w:t>The boys give their new friend the benefit of the doubt and help him prepare his escape to Mexico. They scavenge materials to repair and lower the boat. Mud also recruits Ellis as his messenger to Juniper, who is lying low in town, awaiting their getaway. Then the dead man's powerful father (hulking bad old boy Joe Don Baker) rolls into town with a band of bounty hunters to take the fugitive, dead or alive.</w:t>
         <w:br/>
-        <w:t>In 2000, as its growth-oriented stock portfolios zoomed, Sit Investments was courted by larger money managers offering up to $300 million for the firm, which had capital of less than $100 million.</w:t>
+        <w:t>The boys learn there are undisclosed sides to Mud's story as he's revealed to be both less and more than he appears.</w:t>
         <w:br/>
-        <w:t>"It's probably worth less than that now," quipped Sit, whose family owns about two-thirds of the firm. "But I still have a passion for this, to invest money, to meet the best and brightest in every field. And this business can keep you humble."</w:t>
+        <w:t>Though the film has a spirit all its own, comparisons to Tom Sawyer and Huckleberry Finn are inevitable. Nichols even has a mysterious key character (played by Sam Shepard) named Tom Blankenship, after Twain's real-life model for Huck Finn.</w:t>
         <w:br/>
-        <w:t>In short, Sit Investments is not for sale.</w:t>
+        <w:t>Like its inspirations, "Mud" grapples with mythical ideals of American manhood and captures the region's pastoral beauty and ugly civilization. It's also chock full of indelible characters; even the walk-ons are three-dimensional.</w:t>
         <w:br/>
-        <w:t>Sit's love of the business is shared by five of his six children who have joined Sit Investments over the years:</w:t>
+        <w:t>McConaughey is deeply committed in his work as the rustic Romeo, a gnarly, morally confusing ne'er-do-well whose unpredictability keeps us guessing. With greasy hair, a chipped front tooth and an air of regret, he's traded away his heartthrob image for a terrific role in a fine, resonant movie. It's a heck of a good deal.</w:t>
         <w:br/>
-        <w:t>Roger, 44, a onetime Air Force officer and Goldman Sachs executive who returned to Minneapolis in 1998, was named president of the firm a few months ago.</w:t>
+        <w:t>Colin Covert · 612-673-7186</w:t>
         <w:br/>
-        <w:t>Ron, 47, is a veteran consumer-company analyst. Debra, 46, is a bond-investment portfolio manager at a shop where two-thirds of the assets are invested in fixed-income securities. Ray, 41, is an analyst for Sit's international portfolios. Rob, 37, is a technology-stock analyst.</w:t>
+        <w:t>Mud</w:t>
         <w:br/>
-        <w:t>Richard, Rob's twin, is the "black sheep" - he holds a doctorate in computer science and works for IBM.</w:t>
+        <w:t>Three and a half out of four stars</w:t>
         <w:br/>
-        <w:t>There's also a healthy contingent of non-family members at the firm, including Peter Mitchelson, an understated stock strategist who left IDS with Sit in 1981, and Mike Brilley, the veteran head of the fixed-income department who runs several government-bond funds that have been Morningstar five-star performers over the years.</w:t>
+        <w:t>Rating: PG-13 for some violence, sexual references, language, thematic elements and smoking.</w:t>
         <w:br/>
-        <w:t>Whether you plunk $1 million or so into a private account or $2,500 into a mutual fund at Sit, one thing's for sure: You are investing right along with the owners and top management.</w:t>
-        <w:br/>
-        <w:t>Most of the Sit family's assets are at work there, too. Gene Sit and his family, as well as other executives, in addition to about $100 million in accrued capital own about 10 percent of the $1.4 billion in mutual funds run by the company.</w:t>
-        <w:br/>
-        <w:t>"We put our money where our mouth is," Roger Sit said.</w:t>
-        <w:br/>
-        <w:t>The composite private portfolios run by Sit generally outperform their peer group, according to an analysis provided by Frank Russell Co. And most of the growth-stock funds are above-average performers over the past decade, according to Morningstar. The Sit international and technology funds have lagged behind their peer groups.</w:t>
-        <w:br/>
-        <w:t>On balance, Morningstar rates the mutual fund family performance a respectable 3.6 on a 5-point scale.</w:t>
-        <w:br/>
-        <w:t>Roger, the last Sit kid to enter the business, is an even-keeled engineer and manager who worked on a space-missile system in the 1980s. He was the consensus pick to succeed Gene as president.</w:t>
-        <w:br/>
-        <w:t>"My father recommended me, and I have a little more interest in managing than the others, and my skill set lends itself to being a manager," Roger Sit said. "Fortunately, we get along. We have our differences. But, ultimately, there is only one president."</w:t>
-        <w:br/>
-        <w:t>Gene Sit remains chief investment officer and chairman of the investment committee.</w:t>
-        <w:br/>
-        <w:t>"Our compensation is skewed toward how you do for our clients' portfolio [over the long-term]," Gene Sit said. "We all have the same criteria, whether family or not."</w:t>
-        <w:br/>
-        <w:t>The Sit children usually started out as clerks or in other bottom-rung jobs, particularly in the early years when Gene was paying himself a tenth of his IDS compensation and struggling to help with their college education.</w:t>
-        <w:br/>
-        <w:t>The kids still defer in public to their father, but everybody gets a say when it comes to picking stocks and bonds.</w:t>
-        <w:br/>
-        <w:t>"I always say that I prefer a committee of one," Roger Sit quipped. "But everyone is an expert in their given area of responsibility, whether energy stocks or Asia. Everyone is valued. We're also smart enough to know that we don't know everything."</w:t>
-        <w:br/>
-        <w:t>Gene Sit was born to landowning parents in southern China. His family dodged Japanese troops during World War II. He was kidnapped as a 7-year-old boy and held for several months with his brother until they were released for ransom. Sit and his brother came to America just ahead of the Communist revolution that swept China in 1949 and outlawed private property.</w:t>
-        <w:br/>
-        <w:t>Sit's father, who was 63 when Gene was born, died penniless in the United States, leaving his son in the care of working-class Arkansas relatives.</w:t>
-        <w:br/>
-        <w:t>Gene was a good student in the Arkansas public schools and won a scholarship to DePaul University in Chicago. He worked for several pension funds before joining IDS in 1968, where he helped start a couple of flagship stock funds. Sit pioneered the firm's investments in Asia when he bought Sony stock in Japan in 1969.</w:t>
-        <w:br/>
-        <w:t>He returned to China in 1979 and has been a regular hunter of investments and art there, with some of the artwork adorning the Sit offices in the IDS Center.</w:t>
-        <w:br/>
-        <w:t>"In 1979, nobody in China had any money," he recalled. "Now they own billions of U.S. debt. And I've been outbid at art auctions by Chinese! They have a lot of money."</w:t>
-        <w:br/>
-        <w:t>Sit still jogs around his Edina neighborhood. And he still gets excited analyzing the economy and picking stocks. He's enjoyed becoming a millionaire, and a philanthropist.</w:t>
-        <w:br/>
-        <w:t>Sit and his wife, Gail, spearheaded the Minnesotans' Military Appreciation Fund. It makes grants to Minnesotans who've served in combat zones since Sept. 11, 2001, and to the families of those wounded or killed. Sit also has been a benefactor of numerous charities. He has served the boards of the Minnesota Orchestra, the Minneapolis Institute of Arts and Carleton College.</w:t>
-        <w:br/>
-        <w:t>"We embrace this community because we've been very fortunate," he said. "This community has been good to us."</w:t>
-        <w:br/>
-        <w:t>Neal St. Anthony - 612-673-7144 - nstanthony@startribune.com</w:t>
-        <w:br/>
-        <w:br/>
-        <w:t>Graphic</w:t>
-        <w:br/>
-        <w:br/>
-        <w:t xml:space="preserve"> </w:t>
-        <w:br/>
-        <w:t>PHOTO</w:t>
+        <w:t>Theaters: Eden Prairie, Lagoon, Southdale.</w:t>
       </w:r>
     </w:p>
     <w:sectPr>
